--- a/docx/法律/全国人民代表大会常务委员会关于修改《中华人民共和国村民委员会组织法》的决定_20251028_ddb322b2f8d941d093b395e40d95f457.docx
+++ b/docx/法律/全国人民代表大会常务委员会关于修改《中华人民共和国村民委员会组织法》的决定_20251028_ddb322b2f8d941d093b395e40d95f457.docx
@@ -2675,93 +2675,127 @@
         </w:rPr>
         <w:t>（三）将第三十条第二款第一项中的“第二十三条”修改为“第二十七条”，“第二十四条”修改为“第二十八条”。</w:t>
       </w:r>
+      <w:r>
+        <w:rPr>
+          <w:rFonts w:hint="eastAsia" w:ascii="仿宋_GB2312" w:hAnsi="仿宋_GB2312" w:eastAsia="仿宋_GB2312" w:cs="仿宋_GB2312"/>
+          <w:sz w:val="32"/>
+          <w:lang w:val="en-US" w:eastAsia="zh-CN"/>
+        </w:rPr>
+        <w:t>将第三款中的“集体财务往来较多的”修改为“财务往来较多的”。</w:t>
+      </w:r>
+    </w:p>
+    <w:p>
+      <w:pPr>
+        <w:keepNext w:val="0"/>
+        <w:keepLines w:val="0"/>
+        <w:pageBreakBefore w:val="0"/>
+        <w:widowControl w:val="0"/>
+        <w:numPr>
+          <w:ilvl w:val="0"/>
+          <w:numId w:val="0"/>
+        </w:numPr>
+        <w:kinsoku/>
+        <w:wordWrap/>
+        <w:overflowPunct/>
+        <w:topLinePunct w:val="0"/>
+        <w:autoSpaceDE/>
+        <w:autoSpaceDN/>
+        <w:bidi w:val="0"/>
+        <w:adjustRightInd/>
+        <w:snapToGrid/>
+        <w:ind w:left="0" w:leftChars="0" w:firstLine="632" w:firstLineChars="200"/>
+        <w:textAlignment w:val="auto"/>
+        <w:rPr>
+          <w:rFonts w:hint="eastAsia" w:ascii="仿宋_GB2312" w:hAnsi="仿宋_GB2312" w:eastAsia="仿宋_GB2312" w:cs="仿宋_GB2312"/>
+          <w:sz w:val="32"/>
+          <w:lang w:val="en-US" w:eastAsia="zh-CN"/>
+        </w:rPr>
+      </w:pPr>
+      <w:r>
+        <w:rPr>
+          <w:rFonts w:hint="eastAsia" w:ascii="仿宋_GB2312" w:hAnsi="仿宋_GB2312" w:eastAsia="仿宋_GB2312" w:cs="仿宋_GB2312"/>
+          <w:lang w:val="en-US" w:eastAsia="zh-CN"/>
+        </w:rPr>
+        <w:t>（四）将第三十五条第二款中的“农业部门”修改为“农业农村部门”。</w:t>
+      </w:r>
+    </w:p>
+    <w:p>
+      <w:pPr>
+        <w:keepNext w:val="0"/>
+        <w:keepLines w:val="0"/>
+        <w:pageBreakBefore w:val="0"/>
+        <w:widowControl w:val="0"/>
+        <w:numPr>
+          <w:ilvl w:val="0"/>
+          <w:numId w:val="0"/>
+        </w:numPr>
+        <w:kinsoku/>
+        <w:wordWrap/>
+        <w:overflowPunct/>
+        <w:topLinePunct w:val="0"/>
+        <w:autoSpaceDE/>
+        <w:autoSpaceDN/>
+        <w:bidi w:val="0"/>
+        <w:adjustRightInd/>
+        <w:snapToGrid/>
+        <w:ind w:left="0" w:leftChars="0" w:firstLine="632" w:firstLineChars="200"/>
+        <w:textAlignment w:val="auto"/>
+        <w:rPr>
+          <w:rFonts w:hint="eastAsia" w:ascii="仿宋_GB2312" w:hAnsi="仿宋_GB2312" w:eastAsia="仿宋_GB2312" w:cs="仿宋_GB2312"/>
+          <w:lang w:val="en-US" w:eastAsia="zh-CN"/>
+        </w:rPr>
+      </w:pPr>
+      <w:r>
+        <w:rPr>
+          <w:rFonts w:hint="eastAsia" w:ascii="仿宋_GB2312" w:hAnsi="仿宋_GB2312" w:eastAsia="仿宋_GB2312" w:cs="仿宋_GB2312"/>
+          <w:lang w:val="en-US" w:eastAsia="zh-CN"/>
+        </w:rPr>
+        <w:t>（五）将第三十八条第一款中的“农村社区”修改为“乡村”。</w:t>
+      </w:r>
+    </w:p>
+    <w:p>
+      <w:pPr>
+        <w:keepNext w:val="0"/>
+        <w:keepLines w:val="0"/>
+        <w:pageBreakBefore w:val="0"/>
+        <w:widowControl w:val="0"/>
+        <w:numPr>
+          <w:ilvl w:val="0"/>
+          <w:numId w:val="0"/>
+        </w:numPr>
+        <w:kinsoku/>
+        <w:wordWrap/>
+        <w:overflowPunct/>
+        <w:topLinePunct w:val="0"/>
+        <w:autoSpaceDE/>
+        <w:autoSpaceDN/>
+        <w:bidi w:val="0"/>
+        <w:adjustRightInd/>
+        <w:snapToGrid/>
+        <w:ind w:left="0" w:leftChars="0" w:firstLine="632" w:firstLineChars="200"/>
+        <w:textAlignment w:val="auto"/>
+        <w:rPr>
+          <w:rFonts w:hint="eastAsia" w:ascii="Times New Roman" w:hAnsi="Times New Roman" w:eastAsia="仿宋_GB2312" w:cs="仿宋_GB2312"/>
+          <w:sz w:val="32"/>
+          <w:lang w:val="en-US" w:eastAsia="zh-CN"/>
+        </w:rPr>
+      </w:pPr>
       <w:bookmarkStart w:id="0" w:name="_GoBack"/>
       <w:bookmarkEnd w:id="0"/>
       <w:r>
         <w:rPr>
-          <w:rFonts w:hint="eastAsia" w:ascii="仿宋_GB2312" w:hAnsi="仿宋_GB2312" w:eastAsia="仿宋_GB2312" w:cs="仿宋_GB2312"/>
-          <w:sz w:val="32"/>
-          <w:lang w:val="en-US" w:eastAsia="zh-CN"/>
-        </w:rPr>
-        <w:t>将第三款中的“集体财务往来较多的”修改为“财务往来较多的”。</w:t>
-      </w:r>
-    </w:p>
-    <w:p>
-      <w:pPr>
-        <w:keepNext w:val="0"/>
-        <w:keepLines w:val="0"/>
-        <w:pageBreakBefore w:val="0"/>
-        <w:widowControl w:val="0"/>
-        <w:numPr>
-          <w:ilvl w:val="0"/>
-          <w:numId w:val="0"/>
-        </w:numPr>
-        <w:kinsoku/>
-        <w:wordWrap/>
-        <w:overflowPunct/>
-        <w:topLinePunct w:val="0"/>
-        <w:autoSpaceDE/>
-        <w:autoSpaceDN/>
-        <w:bidi w:val="0"/>
-        <w:adjustRightInd/>
-        <w:snapToGrid/>
-        <w:ind w:left="0" w:leftChars="0" w:firstLine="632" w:firstLineChars="200"/>
-        <w:textAlignment w:val="auto"/>
-        <w:rPr>
-          <w:rFonts w:hint="eastAsia" w:ascii="仿宋_GB2312" w:hAnsi="仿宋_GB2312" w:eastAsia="仿宋_GB2312" w:cs="仿宋_GB2312"/>
-          <w:sz w:val="32"/>
-          <w:lang w:val="en-US" w:eastAsia="zh-CN"/>
-        </w:rPr>
-      </w:pPr>
-      <w:r>
-        <w:rPr>
-          <w:rFonts w:hint="eastAsia" w:ascii="仿宋_GB2312" w:hAnsi="仿宋_GB2312" w:eastAsia="仿宋_GB2312" w:cs="仿宋_GB2312"/>
-          <w:lang w:val="en-US" w:eastAsia="zh-CN"/>
-        </w:rPr>
-        <w:t>（四）将第三十五条第二款中的“农业部门”修改为“农业农村部门”。</w:t>
-      </w:r>
-    </w:p>
-    <w:p>
-      <w:pPr>
-        <w:keepNext w:val="0"/>
-        <w:keepLines w:val="0"/>
-        <w:pageBreakBefore w:val="0"/>
-        <w:widowControl w:val="0"/>
-        <w:numPr>
-          <w:ilvl w:val="0"/>
-          <w:numId w:val="0"/>
-        </w:numPr>
-        <w:kinsoku/>
-        <w:wordWrap/>
-        <w:overflowPunct/>
-        <w:topLinePunct w:val="0"/>
-        <w:autoSpaceDE/>
-        <w:autoSpaceDN/>
-        <w:bidi w:val="0"/>
-        <w:adjustRightInd/>
-        <w:snapToGrid/>
-        <w:ind w:left="0" w:leftChars="0" w:firstLine="632" w:firstLineChars="200"/>
-        <w:textAlignment w:val="auto"/>
-        <w:rPr>
-          <w:rFonts w:hint="eastAsia" w:ascii="Times New Roman" w:hAnsi="Times New Roman" w:eastAsia="仿宋_GB2312" w:cs="仿宋_GB2312"/>
-          <w:sz w:val="32"/>
-          <w:lang w:val="en-US" w:eastAsia="zh-CN"/>
-        </w:rPr>
-      </w:pPr>
-      <w:r>
-        <w:rPr>
-          <w:rFonts w:hint="eastAsia" w:ascii="仿宋_GB2312" w:hAnsi="仿宋_GB2312" w:eastAsia="仿宋_GB2312" w:cs="仿宋_GB2312"/>
-          <w:lang w:val="en-US" w:eastAsia="zh-CN"/>
-        </w:rPr>
-        <w:t>（五）将第三十八条第一款中的“农村社区”修改为“乡村”。</w:t>
-      </w:r>
-      <w:r>
-        <w:rPr>
-          <w:rFonts w:hint="eastAsia" w:ascii="Times New Roman" w:hAnsi="Times New Roman" w:eastAsia="仿宋_GB2312" w:cs="仿宋_GB2312"/>
-          <w:sz w:val="32"/>
-          <w:lang w:val="en-US" w:eastAsia="zh-CN"/>
-        </w:rPr>
-        <w:t>本决定自2026年1月1日起施行。</w:t>
+          <w:rFonts w:hint="eastAsia" w:ascii="仿宋_GB2312" w:hAnsi="仿宋_GB2312" w:cs="仿宋_GB2312"/>
+          <w:lang w:val="en-US" w:eastAsia="zh-CN"/>
+        </w:rPr>
+        <w:t>本</w:t>
+      </w:r>
+      <w:r>
+        <w:rPr>
+          <w:rFonts w:hint="eastAsia" w:ascii="Times New Roman" w:hAnsi="Times New Roman" w:eastAsia="仿宋_GB2312" w:cs="仿宋_GB2312"/>
+          <w:sz w:val="32"/>
+          <w:lang w:val="en-US" w:eastAsia="zh-CN"/>
+        </w:rPr>
+        <w:t>决定自2026年1月1日起施行。</w:t>
       </w:r>
     </w:p>
     <w:p>
